--- a/Session10_assignment.docx
+++ b/Session10_assignment.docx
@@ -343,6 +343,200 @@
           </wp:inline>
         </w:drawing>
       </w:r>
+    </w:p>
+    <w:p>
+      <w:pPr>
+        <w:rPr>
+          <w:sz w:val="28"/>
+          <w:szCs w:val="28"/>
+        </w:rPr>
+      </w:pPr>
+    </w:p>
+    <w:p>
+      <w:pPr>
+        <w:rPr>
+          <w:sz w:val="28"/>
+          <w:szCs w:val="28"/>
+        </w:rPr>
+      </w:pPr>
+    </w:p>
+    <w:p>
+      <w:pPr>
+        <w:rPr>
+          <w:sz w:val="28"/>
+          <w:szCs w:val="28"/>
+        </w:rPr>
+      </w:pPr>
+      <w:r>
+        <w:rPr>
+          <w:b/>
+          <w:bCs/>
+          <w:sz w:val="28"/>
+          <w:szCs w:val="28"/>
+        </w:rPr>
+        <w:lastRenderedPageBreak/>
+        <w:t>2.</w:t>
+      </w:r>
+      <w:r>
+        <w:rPr>
+          <w:sz w:val="28"/>
+          <w:szCs w:val="28"/>
+        </w:rPr>
+        <w:t xml:space="preserve">Using a SELF JOIN, write a query on a table called Playlists (id, </w:t>
+      </w:r>
+      <w:proofErr w:type="spellStart"/>
+      <w:r>
+        <w:rPr>
+          <w:sz w:val="28"/>
+          <w:szCs w:val="28"/>
+        </w:rPr>
+        <w:t>user_id</w:t>
+      </w:r>
+      <w:proofErr w:type="spellEnd"/>
+      <w:r>
+        <w:rPr>
+          <w:sz w:val="28"/>
+          <w:szCs w:val="28"/>
+        </w:rPr>
+        <w:t xml:space="preserve">, </w:t>
+      </w:r>
+      <w:proofErr w:type="spellStart"/>
+      <w:r>
+        <w:rPr>
+          <w:sz w:val="28"/>
+          <w:szCs w:val="28"/>
+        </w:rPr>
+        <w:t>playlist_name</w:t>
+      </w:r>
+      <w:proofErr w:type="spellEnd"/>
+      <w:r>
+        <w:rPr>
+          <w:sz w:val="28"/>
+          <w:szCs w:val="28"/>
+        </w:rPr>
+        <w:t xml:space="preserve">, </w:t>
+      </w:r>
+      <w:proofErr w:type="spellStart"/>
+      <w:r>
+        <w:rPr>
+          <w:sz w:val="28"/>
+          <w:szCs w:val="28"/>
+        </w:rPr>
+        <w:t>parent_playlist_id</w:t>
+      </w:r>
+      <w:proofErr w:type="spellEnd"/>
+      <w:r>
+        <w:rPr>
+          <w:sz w:val="28"/>
+          <w:szCs w:val="28"/>
+        </w:rPr>
+        <w:t xml:space="preserve">) to display each playlist alongside its parent playlist name, similar to how Spotify shows nested </w:t>
+      </w:r>
+      <w:proofErr w:type="gramStart"/>
+      <w:r>
+        <w:rPr>
+          <w:sz w:val="28"/>
+          <w:szCs w:val="28"/>
+        </w:rPr>
+        <w:t>playlists.&lt;</w:t>
+      </w:r>
+      <w:proofErr w:type="spellStart"/>
+      <w:proofErr w:type="gramEnd"/>
+      <w:r>
+        <w:rPr>
+          <w:sz w:val="28"/>
+          <w:szCs w:val="28"/>
+        </w:rPr>
+        <w:t>br</w:t>
+      </w:r>
+      <w:proofErr w:type="spellEnd"/>
+      <w:r>
+        <w:rPr>
+          <w:sz w:val="28"/>
+          <w:szCs w:val="28"/>
+        </w:rPr>
+        <w:t>&gt;&lt;</w:t>
+      </w:r>
+      <w:proofErr w:type="spellStart"/>
+      <w:r>
+        <w:rPr>
+          <w:sz w:val="28"/>
+          <w:szCs w:val="28"/>
+        </w:rPr>
+        <w:t>br</w:t>
+      </w:r>
+      <w:proofErr w:type="spellEnd"/>
+      <w:r>
+        <w:rPr>
+          <w:sz w:val="28"/>
+          <w:szCs w:val="28"/>
+        </w:rPr>
+        <w:t>&gt;&lt;</w:t>
+      </w:r>
+      <w:proofErr w:type="spellStart"/>
+      <w:r>
+        <w:rPr>
+          <w:sz w:val="28"/>
+          <w:szCs w:val="28"/>
+        </w:rPr>
+        <w:t>em</w:t>
+      </w:r>
+      <w:proofErr w:type="spellEnd"/>
+      <w:r>
+        <w:rPr>
+          <w:sz w:val="28"/>
+          <w:szCs w:val="28"/>
+        </w:rPr>
+        <w:t xml:space="preserve">&gt;&lt;strong&gt;Hint:&lt;/strong&gt; Join Playlists with itself on </w:t>
+      </w:r>
+      <w:proofErr w:type="spellStart"/>
+      <w:r>
+        <w:rPr>
+          <w:sz w:val="28"/>
+          <w:szCs w:val="28"/>
+        </w:rPr>
+        <w:t>parent_playlist_id</w:t>
+      </w:r>
+      <w:proofErr w:type="spellEnd"/>
+      <w:r>
+        <w:rPr>
+          <w:sz w:val="28"/>
+          <w:szCs w:val="28"/>
+        </w:rPr>
+        <w:t xml:space="preserve"> = id.&lt;/</w:t>
+      </w:r>
+      <w:proofErr w:type="spellStart"/>
+      <w:r>
+        <w:rPr>
+          <w:sz w:val="28"/>
+          <w:szCs w:val="28"/>
+        </w:rPr>
+        <w:t>em</w:t>
+      </w:r>
+      <w:proofErr w:type="spellEnd"/>
+      <w:r>
+        <w:rPr>
+          <w:sz w:val="28"/>
+          <w:szCs w:val="28"/>
+        </w:rPr>
+        <w:t>&gt;</w:t>
+      </w:r>
+    </w:p>
+    <w:p>
+      <w:pPr>
+        <w:rPr>
+          <w:sz w:val="28"/>
+          <w:szCs w:val="28"/>
+        </w:rPr>
+      </w:pPr>
+    </w:p>
+    <w:p>
+      <w:pPr>
+        <w:rPr>
+          <w:sz w:val="28"/>
+          <w:szCs w:val="28"/>
+        </w:rPr>
+      </w:pPr>
     </w:p>
     <w:p>
       <w:pPr>

--- a/Session10_assignment.docx
+++ b/Session10_assignment.docx
@@ -78,10 +78,10 @@
           <w:szCs w:val="28"/>
         </w:rPr>
         <w:drawing>
-          <wp:inline distT="0" distB="0" distL="0" distR="0" wp14:anchorId="2E1A4794" wp14:editId="7561A505">
-            <wp:extent cx="5731510" cy="803275"/>
-            <wp:effectExtent l="0" t="0" r="2540" b="0"/>
-            <wp:docPr id="768103584" name="Picture 1"/>
+          <wp:inline distT="0" distB="0" distL="0" distR="0" wp14:anchorId="431B0141" wp14:editId="3E917E90">
+            <wp:extent cx="5731510" cy="680720"/>
+            <wp:effectExtent l="0" t="0" r="2540" b="5080"/>
+            <wp:docPr id="1639929378" name="Picture 22"/>
             <wp:cNvGraphicFramePr>
               <a:graphicFrameLocks xmlns:a="http://schemas.openxmlformats.org/drawingml/2006/main" noChangeAspect="1"/>
             </wp:cNvGraphicFramePr>
@@ -89,7 +89,7 @@
               <a:graphicData uri="http://schemas.openxmlformats.org/drawingml/2006/picture">
                 <pic:pic xmlns:pic="http://schemas.openxmlformats.org/drawingml/2006/picture">
                   <pic:nvPicPr>
-                    <pic:cNvPr id="768103584" name="Picture 768103584"/>
+                    <pic:cNvPr id="1639929378" name="Picture 1639929378"/>
                     <pic:cNvPicPr/>
                   </pic:nvPicPr>
                   <pic:blipFill>
@@ -107,7 +107,7 @@
                   <pic:spPr>
                     <a:xfrm>
                       <a:off x="0" y="0"/>
-                      <a:ext cx="5731510" cy="803275"/>
+                      <a:ext cx="5731510" cy="680720"/>
                     </a:xfrm>
                     <a:prstGeom prst="rect">
                       <a:avLst/>
@@ -134,10 +134,10 @@
           <w:szCs w:val="28"/>
         </w:rPr>
         <w:drawing>
-          <wp:inline distT="0" distB="0" distL="0" distR="0" wp14:anchorId="33FD9294" wp14:editId="4698F7A7">
-            <wp:extent cx="5731510" cy="877570"/>
-            <wp:effectExtent l="0" t="0" r="2540" b="0"/>
-            <wp:docPr id="1226500229" name="Picture 4"/>
+          <wp:inline distT="0" distB="0" distL="0" distR="0" wp14:anchorId="2B3901E6" wp14:editId="3BF4EF6A">
+            <wp:extent cx="5731510" cy="779780"/>
+            <wp:effectExtent l="0" t="0" r="2540" b="1270"/>
+            <wp:docPr id="1374940343" name="Picture 23"/>
             <wp:cNvGraphicFramePr>
               <a:graphicFrameLocks xmlns:a="http://schemas.openxmlformats.org/drawingml/2006/main" noChangeAspect="1"/>
             </wp:cNvGraphicFramePr>
@@ -145,7 +145,7 @@
               <a:graphicData uri="http://schemas.openxmlformats.org/drawingml/2006/picture">
                 <pic:pic xmlns:pic="http://schemas.openxmlformats.org/drawingml/2006/picture">
                   <pic:nvPicPr>
-                    <pic:cNvPr id="1226500229" name="Picture 1226500229"/>
+                    <pic:cNvPr id="1374940343" name="Picture 1374940343"/>
                     <pic:cNvPicPr/>
                   </pic:nvPicPr>
                   <pic:blipFill>
@@ -163,7 +163,7 @@
                   <pic:spPr>
                     <a:xfrm>
                       <a:off x="0" y="0"/>
-                      <a:ext cx="5731510" cy="877570"/>
+                      <a:ext cx="5731510" cy="779780"/>
                     </a:xfrm>
                     <a:prstGeom prst="rect">
                       <a:avLst/>
@@ -183,6 +183,14 @@
           <w:szCs w:val="28"/>
         </w:rPr>
       </w:pPr>
+    </w:p>
+    <w:p>
+      <w:pPr>
+        <w:rPr>
+          <w:sz w:val="28"/>
+          <w:szCs w:val="28"/>
+        </w:rPr>
+      </w:pPr>
       <w:r>
         <w:rPr>
           <w:noProof/>
@@ -190,10 +198,10 @@
           <w:szCs w:val="28"/>
         </w:rPr>
         <w:drawing>
-          <wp:inline distT="0" distB="0" distL="0" distR="0" wp14:anchorId="4EE01DB6" wp14:editId="314F345F">
-            <wp:extent cx="5731510" cy="821690"/>
-            <wp:effectExtent l="0" t="0" r="2540" b="0"/>
-            <wp:docPr id="986960013" name="Picture 5"/>
+          <wp:inline distT="0" distB="0" distL="0" distR="0" wp14:anchorId="2E6FA261" wp14:editId="2C185155">
+            <wp:extent cx="5731510" cy="780415"/>
+            <wp:effectExtent l="0" t="0" r="2540" b="635"/>
+            <wp:docPr id="2112176920" name="Picture 24"/>
             <wp:cNvGraphicFramePr>
               <a:graphicFrameLocks xmlns:a="http://schemas.openxmlformats.org/drawingml/2006/main" noChangeAspect="1"/>
             </wp:cNvGraphicFramePr>
@@ -201,7 +209,7 @@
               <a:graphicData uri="http://schemas.openxmlformats.org/drawingml/2006/picture">
                 <pic:pic xmlns:pic="http://schemas.openxmlformats.org/drawingml/2006/picture">
                   <pic:nvPicPr>
-                    <pic:cNvPr id="986960013" name="Picture 986960013"/>
+                    <pic:cNvPr id="2112176920" name="Picture 2112176920"/>
                     <pic:cNvPicPr/>
                   </pic:nvPicPr>
                   <pic:blipFill>
@@ -219,7 +227,7 @@
                   <pic:spPr>
                     <a:xfrm>
                       <a:off x="0" y="0"/>
-                      <a:ext cx="5731510" cy="821690"/>
+                      <a:ext cx="5731510" cy="780415"/>
                     </a:xfrm>
                     <a:prstGeom prst="rect">
                       <a:avLst/>
@@ -246,10 +254,10 @@
           <w:szCs w:val="28"/>
         </w:rPr>
         <w:drawing>
-          <wp:inline distT="0" distB="0" distL="0" distR="0" wp14:anchorId="234D2E02" wp14:editId="7FD1DE6F">
-            <wp:extent cx="5731510" cy="920115"/>
+          <wp:inline distT="0" distB="0" distL="0" distR="0" wp14:anchorId="795397BC" wp14:editId="5554AA5B">
+            <wp:extent cx="5731510" cy="880745"/>
             <wp:effectExtent l="0" t="0" r="2540" b="0"/>
-            <wp:docPr id="379140240" name="Picture 6"/>
+            <wp:docPr id="794227617" name="Picture 25"/>
             <wp:cNvGraphicFramePr>
               <a:graphicFrameLocks xmlns:a="http://schemas.openxmlformats.org/drawingml/2006/main" noChangeAspect="1"/>
             </wp:cNvGraphicFramePr>
@@ -257,7 +265,7 @@
               <a:graphicData uri="http://schemas.openxmlformats.org/drawingml/2006/picture">
                 <pic:pic xmlns:pic="http://schemas.openxmlformats.org/drawingml/2006/picture">
                   <pic:nvPicPr>
-                    <pic:cNvPr id="379140240" name="Picture 379140240"/>
+                    <pic:cNvPr id="794227617" name="Picture 794227617"/>
                     <pic:cNvPicPr/>
                   </pic:nvPicPr>
                   <pic:blipFill>
@@ -275,7 +283,7 @@
                   <pic:spPr>
                     <a:xfrm>
                       <a:off x="0" y="0"/>
-                      <a:ext cx="5731510" cy="920115"/>
+                      <a:ext cx="5731510" cy="880745"/>
                     </a:xfrm>
                     <a:prstGeom prst="rect">
                       <a:avLst/>
@@ -295,6 +303,14 @@
           <w:szCs w:val="28"/>
         </w:rPr>
       </w:pPr>
+    </w:p>
+    <w:p>
+      <w:pPr>
+        <w:rPr>
+          <w:sz w:val="28"/>
+          <w:szCs w:val="28"/>
+        </w:rPr>
+      </w:pPr>
       <w:r>
         <w:rPr>
           <w:noProof/>
@@ -302,10 +318,10 @@
           <w:szCs w:val="28"/>
         </w:rPr>
         <w:drawing>
-          <wp:inline distT="0" distB="0" distL="0" distR="0" wp14:anchorId="4DD2A9F2" wp14:editId="3526790A">
-            <wp:extent cx="5731510" cy="2687955"/>
+          <wp:inline distT="0" distB="0" distL="0" distR="0" wp14:anchorId="4CB02A7D" wp14:editId="75BFACCA">
+            <wp:extent cx="5731510" cy="2693670"/>
             <wp:effectExtent l="0" t="0" r="2540" b="0"/>
-            <wp:docPr id="37973448" name="Picture 9"/>
+            <wp:docPr id="878460703" name="Picture 26"/>
             <wp:cNvGraphicFramePr>
               <a:graphicFrameLocks xmlns:a="http://schemas.openxmlformats.org/drawingml/2006/main" noChangeAspect="1"/>
             </wp:cNvGraphicFramePr>
@@ -313,7 +329,7 @@
               <a:graphicData uri="http://schemas.openxmlformats.org/drawingml/2006/picture">
                 <pic:pic xmlns:pic="http://schemas.openxmlformats.org/drawingml/2006/picture">
                   <pic:nvPicPr>
-                    <pic:cNvPr id="37973448" name="Picture 37973448"/>
+                    <pic:cNvPr id="878460703" name="Picture 878460703"/>
                     <pic:cNvPicPr/>
                   </pic:nvPicPr>
                   <pic:blipFill>
@@ -331,7 +347,7 @@
                   <pic:spPr>
                     <a:xfrm>
                       <a:off x="0" y="0"/>
-                      <a:ext cx="5731510" cy="2687955"/>
+                      <a:ext cx="5731510" cy="2693670"/>
                     </a:xfrm>
                     <a:prstGeom prst="rect">
                       <a:avLst/>
@@ -374,7 +390,6 @@
           <w:sz w:val="28"/>
           <w:szCs w:val="28"/>
         </w:rPr>
-        <w:lastRenderedPageBreak/>
         <w:t>2.</w:t>
       </w:r>
       <w:r>
@@ -503,7 +518,23 @@
           <w:sz w:val="28"/>
           <w:szCs w:val="28"/>
         </w:rPr>
-        <w:t xml:space="preserve"> = id.&lt;/</w:t>
+        <w:t xml:space="preserve"> = </w:t>
+      </w:r>
+      <w:proofErr w:type="gramStart"/>
+      <w:r>
+        <w:rPr>
+          <w:sz w:val="28"/>
+          <w:szCs w:val="28"/>
+        </w:rPr>
+        <w:t>id.&lt;</w:t>
+      </w:r>
+      <w:proofErr w:type="gramEnd"/>
+      <w:r>
+        <w:rPr>
+          <w:sz w:val="28"/>
+          <w:szCs w:val="28"/>
+        </w:rPr>
+        <w:t>/</w:t>
       </w:r>
       <w:proofErr w:type="spellStart"/>
       <w:r>
@@ -521,6 +552,1648 @@
         </w:rPr>
         <w:t>&gt;</w:t>
       </w:r>
+    </w:p>
+    <w:p>
+      <w:pPr>
+        <w:rPr>
+          <w:sz w:val="28"/>
+          <w:szCs w:val="28"/>
+        </w:rPr>
+      </w:pPr>
+      <w:r>
+        <w:rPr>
+          <w:noProof/>
+          <w:sz w:val="28"/>
+          <w:szCs w:val="28"/>
+        </w:rPr>
+        <w:drawing>
+          <wp:inline distT="0" distB="0" distL="0" distR="0" wp14:anchorId="3D6B813B" wp14:editId="57980579">
+            <wp:extent cx="5731510" cy="760095"/>
+            <wp:effectExtent l="0" t="0" r="2540" b="1905"/>
+            <wp:docPr id="1629910186" name="Picture 1"/>
+            <wp:cNvGraphicFramePr>
+              <a:graphicFrameLocks xmlns:a="http://schemas.openxmlformats.org/drawingml/2006/main" noChangeAspect="1"/>
+            </wp:cNvGraphicFramePr>
+            <a:graphic xmlns:a="http://schemas.openxmlformats.org/drawingml/2006/main">
+              <a:graphicData uri="http://schemas.openxmlformats.org/drawingml/2006/picture">
+                <pic:pic xmlns:pic="http://schemas.openxmlformats.org/drawingml/2006/picture">
+                  <pic:nvPicPr>
+                    <pic:cNvPr id="1629910186" name="Picture 1629910186"/>
+                    <pic:cNvPicPr/>
+                  </pic:nvPicPr>
+                  <pic:blipFill>
+                    <a:blip r:embed="rId9" cstate="print">
+                      <a:extLst>
+                        <a:ext uri="{28A0092B-C50C-407E-A947-70E740481C1C}">
+                          <a14:useLocalDpi xmlns:a14="http://schemas.microsoft.com/office/drawing/2010/main" val="0"/>
+                        </a:ext>
+                      </a:extLst>
+                    </a:blip>
+                    <a:stretch>
+                      <a:fillRect/>
+                    </a:stretch>
+                  </pic:blipFill>
+                  <pic:spPr>
+                    <a:xfrm>
+                      <a:off x="0" y="0"/>
+                      <a:ext cx="5731510" cy="760095"/>
+                    </a:xfrm>
+                    <a:prstGeom prst="rect">
+                      <a:avLst/>
+                    </a:prstGeom>
+                  </pic:spPr>
+                </pic:pic>
+              </a:graphicData>
+            </a:graphic>
+          </wp:inline>
+        </w:drawing>
+      </w:r>
+    </w:p>
+    <w:p>
+      <w:pPr>
+        <w:rPr>
+          <w:sz w:val="28"/>
+          <w:szCs w:val="28"/>
+        </w:rPr>
+      </w:pPr>
+      <w:r>
+        <w:rPr>
+          <w:noProof/>
+          <w:sz w:val="28"/>
+          <w:szCs w:val="28"/>
+        </w:rPr>
+        <w:drawing>
+          <wp:inline distT="0" distB="0" distL="0" distR="0" wp14:anchorId="42FFD50B" wp14:editId="156B7C9B">
+            <wp:extent cx="5731510" cy="958215"/>
+            <wp:effectExtent l="0" t="0" r="2540" b="0"/>
+            <wp:docPr id="333826201" name="Picture 2"/>
+            <wp:cNvGraphicFramePr>
+              <a:graphicFrameLocks xmlns:a="http://schemas.openxmlformats.org/drawingml/2006/main" noChangeAspect="1"/>
+            </wp:cNvGraphicFramePr>
+            <a:graphic xmlns:a="http://schemas.openxmlformats.org/drawingml/2006/main">
+              <a:graphicData uri="http://schemas.openxmlformats.org/drawingml/2006/picture">
+                <pic:pic xmlns:pic="http://schemas.openxmlformats.org/drawingml/2006/picture">
+                  <pic:nvPicPr>
+                    <pic:cNvPr id="333826201" name="Picture 333826201"/>
+                    <pic:cNvPicPr/>
+                  </pic:nvPicPr>
+                  <pic:blipFill>
+                    <a:blip r:embed="rId10" cstate="print">
+                      <a:extLst>
+                        <a:ext uri="{28A0092B-C50C-407E-A947-70E740481C1C}">
+                          <a14:useLocalDpi xmlns:a14="http://schemas.microsoft.com/office/drawing/2010/main" val="0"/>
+                        </a:ext>
+                      </a:extLst>
+                    </a:blip>
+                    <a:stretch>
+                      <a:fillRect/>
+                    </a:stretch>
+                  </pic:blipFill>
+                  <pic:spPr>
+                    <a:xfrm>
+                      <a:off x="0" y="0"/>
+                      <a:ext cx="5731510" cy="958215"/>
+                    </a:xfrm>
+                    <a:prstGeom prst="rect">
+                      <a:avLst/>
+                    </a:prstGeom>
+                  </pic:spPr>
+                </pic:pic>
+              </a:graphicData>
+            </a:graphic>
+          </wp:inline>
+        </w:drawing>
+      </w:r>
+    </w:p>
+    <w:p>
+      <w:pPr>
+        <w:rPr>
+          <w:sz w:val="28"/>
+          <w:szCs w:val="28"/>
+        </w:rPr>
+      </w:pPr>
+      <w:r>
+        <w:rPr>
+          <w:noProof/>
+          <w:sz w:val="28"/>
+          <w:szCs w:val="28"/>
+        </w:rPr>
+        <w:drawing>
+          <wp:inline distT="0" distB="0" distL="0" distR="0" wp14:anchorId="4C7545BF" wp14:editId="7BE182FF">
+            <wp:extent cx="5731510" cy="2110740"/>
+            <wp:effectExtent l="0" t="0" r="2540" b="3810"/>
+            <wp:docPr id="586316008" name="Picture 3"/>
+            <wp:cNvGraphicFramePr>
+              <a:graphicFrameLocks xmlns:a="http://schemas.openxmlformats.org/drawingml/2006/main" noChangeAspect="1"/>
+            </wp:cNvGraphicFramePr>
+            <a:graphic xmlns:a="http://schemas.openxmlformats.org/drawingml/2006/main">
+              <a:graphicData uri="http://schemas.openxmlformats.org/drawingml/2006/picture">
+                <pic:pic xmlns:pic="http://schemas.openxmlformats.org/drawingml/2006/picture">
+                  <pic:nvPicPr>
+                    <pic:cNvPr id="586316008" name="Picture 586316008"/>
+                    <pic:cNvPicPr/>
+                  </pic:nvPicPr>
+                  <pic:blipFill>
+                    <a:blip r:embed="rId11" cstate="print">
+                      <a:extLst>
+                        <a:ext uri="{28A0092B-C50C-407E-A947-70E740481C1C}">
+                          <a14:useLocalDpi xmlns:a14="http://schemas.microsoft.com/office/drawing/2010/main" val="0"/>
+                        </a:ext>
+                      </a:extLst>
+                    </a:blip>
+                    <a:stretch>
+                      <a:fillRect/>
+                    </a:stretch>
+                  </pic:blipFill>
+                  <pic:spPr>
+                    <a:xfrm>
+                      <a:off x="0" y="0"/>
+                      <a:ext cx="5731510" cy="2110740"/>
+                    </a:xfrm>
+                    <a:prstGeom prst="rect">
+                      <a:avLst/>
+                    </a:prstGeom>
+                  </pic:spPr>
+                </pic:pic>
+              </a:graphicData>
+            </a:graphic>
+          </wp:inline>
+        </w:drawing>
+      </w:r>
+    </w:p>
+    <w:p>
+      <w:pPr>
+        <w:rPr>
+          <w:sz w:val="28"/>
+          <w:szCs w:val="28"/>
+        </w:rPr>
+      </w:pPr>
+    </w:p>
+    <w:p>
+      <w:pPr>
+        <w:rPr>
+          <w:sz w:val="28"/>
+          <w:szCs w:val="28"/>
+        </w:rPr>
+      </w:pPr>
+      <w:r>
+        <w:rPr>
+          <w:b/>
+          <w:bCs/>
+          <w:sz w:val="28"/>
+          <w:szCs w:val="28"/>
+        </w:rPr>
+        <w:t>3.</w:t>
+      </w:r>
+      <w:r>
+        <w:rPr>
+          <w:sz w:val="28"/>
+          <w:szCs w:val="28"/>
+        </w:rPr>
+        <w:t xml:space="preserve">Given three tables: Users (id, username), Orders (id, </w:t>
+      </w:r>
+      <w:proofErr w:type="spellStart"/>
+      <w:r>
+        <w:rPr>
+          <w:sz w:val="28"/>
+          <w:szCs w:val="28"/>
+        </w:rPr>
+        <w:t>user_id</w:t>
+      </w:r>
+      <w:proofErr w:type="spellEnd"/>
+      <w:r>
+        <w:rPr>
+          <w:sz w:val="28"/>
+          <w:szCs w:val="28"/>
+        </w:rPr>
+        <w:t xml:space="preserve">, </w:t>
+      </w:r>
+      <w:proofErr w:type="spellStart"/>
+      <w:r>
+        <w:rPr>
+          <w:sz w:val="28"/>
+          <w:szCs w:val="28"/>
+        </w:rPr>
+        <w:t>order_date</w:t>
+      </w:r>
+      <w:proofErr w:type="spellEnd"/>
+      <w:r>
+        <w:rPr>
+          <w:sz w:val="28"/>
+          <w:szCs w:val="28"/>
+        </w:rPr>
+        <w:t xml:space="preserve">), and Payments (id, </w:t>
+      </w:r>
+      <w:proofErr w:type="spellStart"/>
+      <w:r>
+        <w:rPr>
+          <w:sz w:val="28"/>
+          <w:szCs w:val="28"/>
+        </w:rPr>
+        <w:t>order_id</w:t>
+      </w:r>
+      <w:proofErr w:type="spellEnd"/>
+      <w:r>
+        <w:rPr>
+          <w:sz w:val="28"/>
+          <w:szCs w:val="28"/>
+        </w:rPr>
+        <w:t>, amount), write a SQL query using multiple JOINs to display each username, their order date, and payment amount, showing all users even if they have no orders or payments.</w:t>
+      </w:r>
+    </w:p>
+    <w:p>
+      <w:pPr>
+        <w:rPr>
+          <w:sz w:val="28"/>
+          <w:szCs w:val="28"/>
+        </w:rPr>
+      </w:pPr>
+      <w:r>
+        <w:rPr>
+          <w:noProof/>
+          <w:sz w:val="28"/>
+          <w:szCs w:val="28"/>
+        </w:rPr>
+        <w:drawing>
+          <wp:inline distT="0" distB="0" distL="0" distR="0" wp14:anchorId="45CAC642" wp14:editId="78641DC3">
+            <wp:extent cx="5731510" cy="783590"/>
+            <wp:effectExtent l="0" t="0" r="2540" b="0"/>
+            <wp:docPr id="466089246" name="Picture 4"/>
+            <wp:cNvGraphicFramePr>
+              <a:graphicFrameLocks xmlns:a="http://schemas.openxmlformats.org/drawingml/2006/main" noChangeAspect="1"/>
+            </wp:cNvGraphicFramePr>
+            <a:graphic xmlns:a="http://schemas.openxmlformats.org/drawingml/2006/main">
+              <a:graphicData uri="http://schemas.openxmlformats.org/drawingml/2006/picture">
+                <pic:pic xmlns:pic="http://schemas.openxmlformats.org/drawingml/2006/picture">
+                  <pic:nvPicPr>
+                    <pic:cNvPr id="466089246" name="Picture 466089246"/>
+                    <pic:cNvPicPr/>
+                  </pic:nvPicPr>
+                  <pic:blipFill>
+                    <a:blip r:embed="rId12" cstate="print">
+                      <a:extLst>
+                        <a:ext uri="{28A0092B-C50C-407E-A947-70E740481C1C}">
+                          <a14:useLocalDpi xmlns:a14="http://schemas.microsoft.com/office/drawing/2010/main" val="0"/>
+                        </a:ext>
+                      </a:extLst>
+                    </a:blip>
+                    <a:stretch>
+                      <a:fillRect/>
+                    </a:stretch>
+                  </pic:blipFill>
+                  <pic:spPr>
+                    <a:xfrm>
+                      <a:off x="0" y="0"/>
+                      <a:ext cx="5731510" cy="783590"/>
+                    </a:xfrm>
+                    <a:prstGeom prst="rect">
+                      <a:avLst/>
+                    </a:prstGeom>
+                  </pic:spPr>
+                </pic:pic>
+              </a:graphicData>
+            </a:graphic>
+          </wp:inline>
+        </w:drawing>
+      </w:r>
+    </w:p>
+    <w:p>
+      <w:pPr>
+        <w:rPr>
+          <w:sz w:val="28"/>
+          <w:szCs w:val="28"/>
+        </w:rPr>
+      </w:pPr>
+    </w:p>
+    <w:p>
+      <w:pPr>
+        <w:rPr>
+          <w:sz w:val="28"/>
+          <w:szCs w:val="28"/>
+        </w:rPr>
+      </w:pPr>
+      <w:r>
+        <w:rPr>
+          <w:noProof/>
+          <w:sz w:val="28"/>
+          <w:szCs w:val="28"/>
+        </w:rPr>
+        <w:drawing>
+          <wp:inline distT="0" distB="0" distL="0" distR="0" wp14:anchorId="5A8875FC" wp14:editId="5D67F663">
+            <wp:extent cx="5731510" cy="704215"/>
+            <wp:effectExtent l="0" t="0" r="2540" b="635"/>
+            <wp:docPr id="1703091394" name="Picture 5"/>
+            <wp:cNvGraphicFramePr>
+              <a:graphicFrameLocks xmlns:a="http://schemas.openxmlformats.org/drawingml/2006/main" noChangeAspect="1"/>
+            </wp:cNvGraphicFramePr>
+            <a:graphic xmlns:a="http://schemas.openxmlformats.org/drawingml/2006/main">
+              <a:graphicData uri="http://schemas.openxmlformats.org/drawingml/2006/picture">
+                <pic:pic xmlns:pic="http://schemas.openxmlformats.org/drawingml/2006/picture">
+                  <pic:nvPicPr>
+                    <pic:cNvPr id="1703091394" name="Picture 1703091394"/>
+                    <pic:cNvPicPr/>
+                  </pic:nvPicPr>
+                  <pic:blipFill>
+                    <a:blip r:embed="rId13" cstate="print">
+                      <a:extLst>
+                        <a:ext uri="{28A0092B-C50C-407E-A947-70E740481C1C}">
+                          <a14:useLocalDpi xmlns:a14="http://schemas.microsoft.com/office/drawing/2010/main" val="0"/>
+                        </a:ext>
+                      </a:extLst>
+                    </a:blip>
+                    <a:stretch>
+                      <a:fillRect/>
+                    </a:stretch>
+                  </pic:blipFill>
+                  <pic:spPr>
+                    <a:xfrm>
+                      <a:off x="0" y="0"/>
+                      <a:ext cx="5731510" cy="704215"/>
+                    </a:xfrm>
+                    <a:prstGeom prst="rect">
+                      <a:avLst/>
+                    </a:prstGeom>
+                  </pic:spPr>
+                </pic:pic>
+              </a:graphicData>
+            </a:graphic>
+          </wp:inline>
+        </w:drawing>
+      </w:r>
+    </w:p>
+    <w:p>
+      <w:pPr>
+        <w:rPr>
+          <w:sz w:val="28"/>
+          <w:szCs w:val="28"/>
+        </w:rPr>
+      </w:pPr>
+      <w:r>
+        <w:rPr>
+          <w:noProof/>
+          <w:sz w:val="28"/>
+          <w:szCs w:val="28"/>
+        </w:rPr>
+        <w:drawing>
+          <wp:inline distT="0" distB="0" distL="0" distR="0" wp14:anchorId="4E12569F" wp14:editId="5EA43A93">
+            <wp:extent cx="5731510" cy="711835"/>
+            <wp:effectExtent l="0" t="0" r="2540" b="0"/>
+            <wp:docPr id="1621953220" name="Picture 6"/>
+            <wp:cNvGraphicFramePr>
+              <a:graphicFrameLocks xmlns:a="http://schemas.openxmlformats.org/drawingml/2006/main" noChangeAspect="1"/>
+            </wp:cNvGraphicFramePr>
+            <a:graphic xmlns:a="http://schemas.openxmlformats.org/drawingml/2006/main">
+              <a:graphicData uri="http://schemas.openxmlformats.org/drawingml/2006/picture">
+                <pic:pic xmlns:pic="http://schemas.openxmlformats.org/drawingml/2006/picture">
+                  <pic:nvPicPr>
+                    <pic:cNvPr id="1621953220" name="Picture 1621953220"/>
+                    <pic:cNvPicPr/>
+                  </pic:nvPicPr>
+                  <pic:blipFill>
+                    <a:blip r:embed="rId14" cstate="print">
+                      <a:extLst>
+                        <a:ext uri="{28A0092B-C50C-407E-A947-70E740481C1C}">
+                          <a14:useLocalDpi xmlns:a14="http://schemas.microsoft.com/office/drawing/2010/main" val="0"/>
+                        </a:ext>
+                      </a:extLst>
+                    </a:blip>
+                    <a:stretch>
+                      <a:fillRect/>
+                    </a:stretch>
+                  </pic:blipFill>
+                  <pic:spPr>
+                    <a:xfrm>
+                      <a:off x="0" y="0"/>
+                      <a:ext cx="5731510" cy="711835"/>
+                    </a:xfrm>
+                    <a:prstGeom prst="rect">
+                      <a:avLst/>
+                    </a:prstGeom>
+                  </pic:spPr>
+                </pic:pic>
+              </a:graphicData>
+            </a:graphic>
+          </wp:inline>
+        </w:drawing>
+      </w:r>
+    </w:p>
+    <w:p>
+      <w:pPr>
+        <w:rPr>
+          <w:sz w:val="28"/>
+          <w:szCs w:val="28"/>
+        </w:rPr>
+      </w:pPr>
+    </w:p>
+    <w:p>
+      <w:pPr>
+        <w:rPr>
+          <w:sz w:val="28"/>
+          <w:szCs w:val="28"/>
+        </w:rPr>
+      </w:pPr>
+      <w:r>
+        <w:rPr>
+          <w:noProof/>
+          <w:sz w:val="28"/>
+          <w:szCs w:val="28"/>
+        </w:rPr>
+        <w:drawing>
+          <wp:inline distT="0" distB="0" distL="0" distR="0" wp14:anchorId="0BF0F438" wp14:editId="155AFCE3">
+            <wp:extent cx="5731510" cy="803910"/>
+            <wp:effectExtent l="0" t="0" r="2540" b="0"/>
+            <wp:docPr id="675945216" name="Picture 7"/>
+            <wp:cNvGraphicFramePr>
+              <a:graphicFrameLocks xmlns:a="http://schemas.openxmlformats.org/drawingml/2006/main" noChangeAspect="1"/>
+            </wp:cNvGraphicFramePr>
+            <a:graphic xmlns:a="http://schemas.openxmlformats.org/drawingml/2006/main">
+              <a:graphicData uri="http://schemas.openxmlformats.org/drawingml/2006/picture">
+                <pic:pic xmlns:pic="http://schemas.openxmlformats.org/drawingml/2006/picture">
+                  <pic:nvPicPr>
+                    <pic:cNvPr id="675945216" name="Picture 675945216"/>
+                    <pic:cNvPicPr/>
+                  </pic:nvPicPr>
+                  <pic:blipFill>
+                    <a:blip r:embed="rId15" cstate="print">
+                      <a:extLst>
+                        <a:ext uri="{28A0092B-C50C-407E-A947-70E740481C1C}">
+                          <a14:useLocalDpi xmlns:a14="http://schemas.microsoft.com/office/drawing/2010/main" val="0"/>
+                        </a:ext>
+                      </a:extLst>
+                    </a:blip>
+                    <a:stretch>
+                      <a:fillRect/>
+                    </a:stretch>
+                  </pic:blipFill>
+                  <pic:spPr>
+                    <a:xfrm>
+                      <a:off x="0" y="0"/>
+                      <a:ext cx="5731510" cy="803910"/>
+                    </a:xfrm>
+                    <a:prstGeom prst="rect">
+                      <a:avLst/>
+                    </a:prstGeom>
+                  </pic:spPr>
+                </pic:pic>
+              </a:graphicData>
+            </a:graphic>
+          </wp:inline>
+        </w:drawing>
+      </w:r>
+    </w:p>
+    <w:p>
+      <w:pPr>
+        <w:rPr>
+          <w:sz w:val="28"/>
+          <w:szCs w:val="28"/>
+        </w:rPr>
+      </w:pPr>
+      <w:r>
+        <w:rPr>
+          <w:noProof/>
+          <w:sz w:val="28"/>
+          <w:szCs w:val="28"/>
+        </w:rPr>
+        <w:drawing>
+          <wp:inline distT="0" distB="0" distL="0" distR="0" wp14:anchorId="227A307A" wp14:editId="2C13F998">
+            <wp:extent cx="5731510" cy="818515"/>
+            <wp:effectExtent l="0" t="0" r="2540" b="635"/>
+            <wp:docPr id="618219484" name="Picture 8"/>
+            <wp:cNvGraphicFramePr>
+              <a:graphicFrameLocks xmlns:a="http://schemas.openxmlformats.org/drawingml/2006/main" noChangeAspect="1"/>
+            </wp:cNvGraphicFramePr>
+            <a:graphic xmlns:a="http://schemas.openxmlformats.org/drawingml/2006/main">
+              <a:graphicData uri="http://schemas.openxmlformats.org/drawingml/2006/picture">
+                <pic:pic xmlns:pic="http://schemas.openxmlformats.org/drawingml/2006/picture">
+                  <pic:nvPicPr>
+                    <pic:cNvPr id="618219484" name="Picture 618219484"/>
+                    <pic:cNvPicPr/>
+                  </pic:nvPicPr>
+                  <pic:blipFill>
+                    <a:blip r:embed="rId16" cstate="print">
+                      <a:extLst>
+                        <a:ext uri="{28A0092B-C50C-407E-A947-70E740481C1C}">
+                          <a14:useLocalDpi xmlns:a14="http://schemas.microsoft.com/office/drawing/2010/main" val="0"/>
+                        </a:ext>
+                      </a:extLst>
+                    </a:blip>
+                    <a:stretch>
+                      <a:fillRect/>
+                    </a:stretch>
+                  </pic:blipFill>
+                  <pic:spPr>
+                    <a:xfrm>
+                      <a:off x="0" y="0"/>
+                      <a:ext cx="5731510" cy="818515"/>
+                    </a:xfrm>
+                    <a:prstGeom prst="rect">
+                      <a:avLst/>
+                    </a:prstGeom>
+                  </pic:spPr>
+                </pic:pic>
+              </a:graphicData>
+            </a:graphic>
+          </wp:inline>
+        </w:drawing>
+      </w:r>
+    </w:p>
+    <w:p>
+      <w:pPr>
+        <w:rPr>
+          <w:sz w:val="28"/>
+          <w:szCs w:val="28"/>
+        </w:rPr>
+      </w:pPr>
+      <w:r>
+        <w:rPr>
+          <w:noProof/>
+          <w:sz w:val="28"/>
+          <w:szCs w:val="28"/>
+        </w:rPr>
+        <w:drawing>
+          <wp:inline distT="0" distB="0" distL="0" distR="0" wp14:anchorId="5BCA51B1" wp14:editId="3FAB5CCD">
+            <wp:extent cx="5731510" cy="671195"/>
+            <wp:effectExtent l="0" t="0" r="2540" b="0"/>
+            <wp:docPr id="995530753" name="Picture 9"/>
+            <wp:cNvGraphicFramePr>
+              <a:graphicFrameLocks xmlns:a="http://schemas.openxmlformats.org/drawingml/2006/main" noChangeAspect="1"/>
+            </wp:cNvGraphicFramePr>
+            <a:graphic xmlns:a="http://schemas.openxmlformats.org/drawingml/2006/main">
+              <a:graphicData uri="http://schemas.openxmlformats.org/drawingml/2006/picture">
+                <pic:pic xmlns:pic="http://schemas.openxmlformats.org/drawingml/2006/picture">
+                  <pic:nvPicPr>
+                    <pic:cNvPr id="995530753" name="Picture 995530753"/>
+                    <pic:cNvPicPr/>
+                  </pic:nvPicPr>
+                  <pic:blipFill>
+                    <a:blip r:embed="rId17" cstate="print">
+                      <a:extLst>
+                        <a:ext uri="{28A0092B-C50C-407E-A947-70E740481C1C}">
+                          <a14:useLocalDpi xmlns:a14="http://schemas.microsoft.com/office/drawing/2010/main" val="0"/>
+                        </a:ext>
+                      </a:extLst>
+                    </a:blip>
+                    <a:stretch>
+                      <a:fillRect/>
+                    </a:stretch>
+                  </pic:blipFill>
+                  <pic:spPr>
+                    <a:xfrm>
+                      <a:off x="0" y="0"/>
+                      <a:ext cx="5731510" cy="671195"/>
+                    </a:xfrm>
+                    <a:prstGeom prst="rect">
+                      <a:avLst/>
+                    </a:prstGeom>
+                  </pic:spPr>
+                </pic:pic>
+              </a:graphicData>
+            </a:graphic>
+          </wp:inline>
+        </w:drawing>
+      </w:r>
+    </w:p>
+    <w:p>
+      <w:pPr>
+        <w:rPr>
+          <w:sz w:val="28"/>
+          <w:szCs w:val="28"/>
+        </w:rPr>
+      </w:pPr>
+    </w:p>
+    <w:p>
+      <w:pPr>
+        <w:rPr>
+          <w:sz w:val="28"/>
+          <w:szCs w:val="28"/>
+        </w:rPr>
+      </w:pPr>
+    </w:p>
+    <w:p>
+      <w:pPr>
+        <w:rPr>
+          <w:sz w:val="28"/>
+          <w:szCs w:val="28"/>
+        </w:rPr>
+      </w:pPr>
+      <w:r>
+        <w:rPr>
+          <w:noProof/>
+          <w:sz w:val="28"/>
+          <w:szCs w:val="28"/>
+        </w:rPr>
+        <w:drawing>
+          <wp:inline distT="0" distB="0" distL="0" distR="0" wp14:anchorId="1F28B2A1" wp14:editId="1080FE60">
+            <wp:extent cx="5731510" cy="2225040"/>
+            <wp:effectExtent l="0" t="0" r="2540" b="3810"/>
+            <wp:docPr id="513663901" name="Picture 10"/>
+            <wp:cNvGraphicFramePr>
+              <a:graphicFrameLocks xmlns:a="http://schemas.openxmlformats.org/drawingml/2006/main" noChangeAspect="1"/>
+            </wp:cNvGraphicFramePr>
+            <a:graphic xmlns:a="http://schemas.openxmlformats.org/drawingml/2006/main">
+              <a:graphicData uri="http://schemas.openxmlformats.org/drawingml/2006/picture">
+                <pic:pic xmlns:pic="http://schemas.openxmlformats.org/drawingml/2006/picture">
+                  <pic:nvPicPr>
+                    <pic:cNvPr id="513663901" name="Picture 513663901"/>
+                    <pic:cNvPicPr/>
+                  </pic:nvPicPr>
+                  <pic:blipFill>
+                    <a:blip r:embed="rId18" cstate="print">
+                      <a:extLst>
+                        <a:ext uri="{28A0092B-C50C-407E-A947-70E740481C1C}">
+                          <a14:useLocalDpi xmlns:a14="http://schemas.microsoft.com/office/drawing/2010/main" val="0"/>
+                        </a:ext>
+                      </a:extLst>
+                    </a:blip>
+                    <a:stretch>
+                      <a:fillRect/>
+                    </a:stretch>
+                  </pic:blipFill>
+                  <pic:spPr>
+                    <a:xfrm>
+                      <a:off x="0" y="0"/>
+                      <a:ext cx="5731510" cy="2225040"/>
+                    </a:xfrm>
+                    <a:prstGeom prst="rect">
+                      <a:avLst/>
+                    </a:prstGeom>
+                  </pic:spPr>
+                </pic:pic>
+              </a:graphicData>
+            </a:graphic>
+          </wp:inline>
+        </w:drawing>
+      </w:r>
+    </w:p>
+    <w:p>
+      <w:pPr>
+        <w:rPr>
+          <w:sz w:val="28"/>
+          <w:szCs w:val="28"/>
+        </w:rPr>
+      </w:pPr>
+    </w:p>
+    <w:p>
+      <w:pPr>
+        <w:rPr>
+          <w:sz w:val="28"/>
+          <w:szCs w:val="28"/>
+        </w:rPr>
+      </w:pPr>
+    </w:p>
+    <w:p>
+      <w:pPr>
+        <w:rPr>
+          <w:sz w:val="28"/>
+          <w:szCs w:val="28"/>
+        </w:rPr>
+      </w:pPr>
+    </w:p>
+    <w:p>
+      <w:pPr>
+        <w:rPr>
+          <w:sz w:val="28"/>
+          <w:szCs w:val="28"/>
+        </w:rPr>
+      </w:pPr>
+      <w:r>
+        <w:rPr>
+          <w:b/>
+          <w:bCs/>
+          <w:sz w:val="28"/>
+          <w:szCs w:val="28"/>
+        </w:rPr>
+        <w:t>4.</w:t>
+      </w:r>
+      <w:r>
+        <w:rPr>
+          <w:sz w:val="28"/>
+          <w:szCs w:val="28"/>
+        </w:rPr>
+        <w:t xml:space="preserve">You notice that your JOIN query between Zomato's Restaurants and Reviews tables is returning duplicate rows for some restaurants. Modify your query to eliminate duplicates and explain in one line why the duplicates were </w:t>
+      </w:r>
+      <w:proofErr w:type="gramStart"/>
+      <w:r>
+        <w:rPr>
+          <w:sz w:val="28"/>
+          <w:szCs w:val="28"/>
+        </w:rPr>
+        <w:t>happening.&lt;</w:t>
+      </w:r>
+      <w:proofErr w:type="spellStart"/>
+      <w:proofErr w:type="gramEnd"/>
+      <w:r>
+        <w:rPr>
+          <w:sz w:val="28"/>
+          <w:szCs w:val="28"/>
+        </w:rPr>
+        <w:t>br</w:t>
+      </w:r>
+      <w:proofErr w:type="spellEnd"/>
+      <w:r>
+        <w:rPr>
+          <w:sz w:val="28"/>
+          <w:szCs w:val="28"/>
+        </w:rPr>
+        <w:t>&gt;&lt;</w:t>
+      </w:r>
+      <w:proofErr w:type="spellStart"/>
+      <w:r>
+        <w:rPr>
+          <w:sz w:val="28"/>
+          <w:szCs w:val="28"/>
+        </w:rPr>
+        <w:t>br</w:t>
+      </w:r>
+      <w:proofErr w:type="spellEnd"/>
+      <w:r>
+        <w:rPr>
+          <w:sz w:val="28"/>
+          <w:szCs w:val="28"/>
+        </w:rPr>
+        <w:t>&gt;&lt;</w:t>
+      </w:r>
+      <w:proofErr w:type="spellStart"/>
+      <w:r>
+        <w:rPr>
+          <w:sz w:val="28"/>
+          <w:szCs w:val="28"/>
+        </w:rPr>
+        <w:t>em</w:t>
+      </w:r>
+      <w:proofErr w:type="spellEnd"/>
+      <w:r>
+        <w:rPr>
+          <w:sz w:val="28"/>
+          <w:szCs w:val="28"/>
+        </w:rPr>
+        <w:t>&gt;&lt;strong&gt;Hint:&lt;/strong&gt; Use DISTINCT or GROUP BY and consider the relationship between restaurants and reviews.&lt;/</w:t>
+      </w:r>
+      <w:proofErr w:type="spellStart"/>
+      <w:r>
+        <w:rPr>
+          <w:sz w:val="28"/>
+          <w:szCs w:val="28"/>
+        </w:rPr>
+        <w:t>em</w:t>
+      </w:r>
+      <w:proofErr w:type="spellEnd"/>
+      <w:r>
+        <w:rPr>
+          <w:sz w:val="28"/>
+          <w:szCs w:val="28"/>
+        </w:rPr>
+        <w:t>&gt;</w:t>
+      </w:r>
+    </w:p>
+    <w:p>
+      <w:pPr>
+        <w:rPr>
+          <w:sz w:val="28"/>
+          <w:szCs w:val="28"/>
+        </w:rPr>
+      </w:pPr>
+      <w:r>
+        <w:rPr>
+          <w:noProof/>
+          <w:sz w:val="28"/>
+          <w:szCs w:val="28"/>
+        </w:rPr>
+        <w:drawing>
+          <wp:inline distT="0" distB="0" distL="0" distR="0" wp14:anchorId="33902997" wp14:editId="0AE05428">
+            <wp:extent cx="5731510" cy="689610"/>
+            <wp:effectExtent l="0" t="0" r="2540" b="0"/>
+            <wp:docPr id="1824922485" name="Picture 11"/>
+            <wp:cNvGraphicFramePr>
+              <a:graphicFrameLocks xmlns:a="http://schemas.openxmlformats.org/drawingml/2006/main" noChangeAspect="1"/>
+            </wp:cNvGraphicFramePr>
+            <a:graphic xmlns:a="http://schemas.openxmlformats.org/drawingml/2006/main">
+              <a:graphicData uri="http://schemas.openxmlformats.org/drawingml/2006/picture">
+                <pic:pic xmlns:pic="http://schemas.openxmlformats.org/drawingml/2006/picture">
+                  <pic:nvPicPr>
+                    <pic:cNvPr id="1824922485" name="Picture 1824922485"/>
+                    <pic:cNvPicPr/>
+                  </pic:nvPicPr>
+                  <pic:blipFill>
+                    <a:blip r:embed="rId19" cstate="print">
+                      <a:extLst>
+                        <a:ext uri="{28A0092B-C50C-407E-A947-70E740481C1C}">
+                          <a14:useLocalDpi xmlns:a14="http://schemas.microsoft.com/office/drawing/2010/main" val="0"/>
+                        </a:ext>
+                      </a:extLst>
+                    </a:blip>
+                    <a:stretch>
+                      <a:fillRect/>
+                    </a:stretch>
+                  </pic:blipFill>
+                  <pic:spPr>
+                    <a:xfrm>
+                      <a:off x="0" y="0"/>
+                      <a:ext cx="5731510" cy="689610"/>
+                    </a:xfrm>
+                    <a:prstGeom prst="rect">
+                      <a:avLst/>
+                    </a:prstGeom>
+                  </pic:spPr>
+                </pic:pic>
+              </a:graphicData>
+            </a:graphic>
+          </wp:inline>
+        </w:drawing>
+      </w:r>
+    </w:p>
+    <w:p>
+      <w:pPr>
+        <w:rPr>
+          <w:sz w:val="28"/>
+          <w:szCs w:val="28"/>
+        </w:rPr>
+      </w:pPr>
+      <w:r>
+        <w:rPr>
+          <w:noProof/>
+          <w:sz w:val="28"/>
+          <w:szCs w:val="28"/>
+        </w:rPr>
+        <w:drawing>
+          <wp:inline distT="0" distB="0" distL="0" distR="0" wp14:anchorId="6D7F235E" wp14:editId="347BC278">
+            <wp:extent cx="5731510" cy="791845"/>
+            <wp:effectExtent l="0" t="0" r="2540" b="8255"/>
+            <wp:docPr id="361152911" name="Picture 12"/>
+            <wp:cNvGraphicFramePr>
+              <a:graphicFrameLocks xmlns:a="http://schemas.openxmlformats.org/drawingml/2006/main" noChangeAspect="1"/>
+            </wp:cNvGraphicFramePr>
+            <a:graphic xmlns:a="http://schemas.openxmlformats.org/drawingml/2006/main">
+              <a:graphicData uri="http://schemas.openxmlformats.org/drawingml/2006/picture">
+                <pic:pic xmlns:pic="http://schemas.openxmlformats.org/drawingml/2006/picture">
+                  <pic:nvPicPr>
+                    <pic:cNvPr id="361152911" name="Picture 361152911"/>
+                    <pic:cNvPicPr/>
+                  </pic:nvPicPr>
+                  <pic:blipFill>
+                    <a:blip r:embed="rId20" cstate="print">
+                      <a:extLst>
+                        <a:ext uri="{28A0092B-C50C-407E-A947-70E740481C1C}">
+                          <a14:useLocalDpi xmlns:a14="http://schemas.microsoft.com/office/drawing/2010/main" val="0"/>
+                        </a:ext>
+                      </a:extLst>
+                    </a:blip>
+                    <a:stretch>
+                      <a:fillRect/>
+                    </a:stretch>
+                  </pic:blipFill>
+                  <pic:spPr>
+                    <a:xfrm>
+                      <a:off x="0" y="0"/>
+                      <a:ext cx="5731510" cy="791845"/>
+                    </a:xfrm>
+                    <a:prstGeom prst="rect">
+                      <a:avLst/>
+                    </a:prstGeom>
+                  </pic:spPr>
+                </pic:pic>
+              </a:graphicData>
+            </a:graphic>
+          </wp:inline>
+        </w:drawing>
+      </w:r>
+    </w:p>
+    <w:p>
+      <w:pPr>
+        <w:rPr>
+          <w:sz w:val="28"/>
+          <w:szCs w:val="28"/>
+        </w:rPr>
+      </w:pPr>
+    </w:p>
+    <w:p>
+      <w:pPr>
+        <w:rPr>
+          <w:sz w:val="28"/>
+          <w:szCs w:val="28"/>
+        </w:rPr>
+      </w:pPr>
+      <w:r>
+        <w:rPr>
+          <w:noProof/>
+          <w:sz w:val="28"/>
+          <w:szCs w:val="28"/>
+        </w:rPr>
+        <w:drawing>
+          <wp:inline distT="0" distB="0" distL="0" distR="0" wp14:anchorId="0866FCEE" wp14:editId="5EA67FA5">
+            <wp:extent cx="5731510" cy="895985"/>
+            <wp:effectExtent l="0" t="0" r="2540" b="0"/>
+            <wp:docPr id="2131838316" name="Picture 13"/>
+            <wp:cNvGraphicFramePr>
+              <a:graphicFrameLocks xmlns:a="http://schemas.openxmlformats.org/drawingml/2006/main" noChangeAspect="1"/>
+            </wp:cNvGraphicFramePr>
+            <a:graphic xmlns:a="http://schemas.openxmlformats.org/drawingml/2006/main">
+              <a:graphicData uri="http://schemas.openxmlformats.org/drawingml/2006/picture">
+                <pic:pic xmlns:pic="http://schemas.openxmlformats.org/drawingml/2006/picture">
+                  <pic:nvPicPr>
+                    <pic:cNvPr id="2131838316" name="Picture 2131838316"/>
+                    <pic:cNvPicPr/>
+                  </pic:nvPicPr>
+                  <pic:blipFill>
+                    <a:blip r:embed="rId21" cstate="print">
+                      <a:extLst>
+                        <a:ext uri="{28A0092B-C50C-407E-A947-70E740481C1C}">
+                          <a14:useLocalDpi xmlns:a14="http://schemas.microsoft.com/office/drawing/2010/main" val="0"/>
+                        </a:ext>
+                      </a:extLst>
+                    </a:blip>
+                    <a:stretch>
+                      <a:fillRect/>
+                    </a:stretch>
+                  </pic:blipFill>
+                  <pic:spPr>
+                    <a:xfrm>
+                      <a:off x="0" y="0"/>
+                      <a:ext cx="5731510" cy="895985"/>
+                    </a:xfrm>
+                    <a:prstGeom prst="rect">
+                      <a:avLst/>
+                    </a:prstGeom>
+                  </pic:spPr>
+                </pic:pic>
+              </a:graphicData>
+            </a:graphic>
+          </wp:inline>
+        </w:drawing>
+      </w:r>
+    </w:p>
+    <w:p>
+      <w:pPr>
+        <w:rPr>
+          <w:sz w:val="28"/>
+          <w:szCs w:val="28"/>
+        </w:rPr>
+      </w:pPr>
+      <w:r>
+        <w:rPr>
+          <w:noProof/>
+          <w:sz w:val="28"/>
+          <w:szCs w:val="28"/>
+        </w:rPr>
+        <w:drawing>
+          <wp:inline distT="0" distB="0" distL="0" distR="0" wp14:anchorId="2B64961D" wp14:editId="40A6EB87">
+            <wp:extent cx="5731510" cy="824865"/>
+            <wp:effectExtent l="0" t="0" r="2540" b="0"/>
+            <wp:docPr id="1754820721" name="Picture 14"/>
+            <wp:cNvGraphicFramePr>
+              <a:graphicFrameLocks xmlns:a="http://schemas.openxmlformats.org/drawingml/2006/main" noChangeAspect="1"/>
+            </wp:cNvGraphicFramePr>
+            <a:graphic xmlns:a="http://schemas.openxmlformats.org/drawingml/2006/main">
+              <a:graphicData uri="http://schemas.openxmlformats.org/drawingml/2006/picture">
+                <pic:pic xmlns:pic="http://schemas.openxmlformats.org/drawingml/2006/picture">
+                  <pic:nvPicPr>
+                    <pic:cNvPr id="1754820721" name="Picture 1754820721"/>
+                    <pic:cNvPicPr/>
+                  </pic:nvPicPr>
+                  <pic:blipFill>
+                    <a:blip r:embed="rId22" cstate="print">
+                      <a:extLst>
+                        <a:ext uri="{28A0092B-C50C-407E-A947-70E740481C1C}">
+                          <a14:useLocalDpi xmlns:a14="http://schemas.microsoft.com/office/drawing/2010/main" val="0"/>
+                        </a:ext>
+                      </a:extLst>
+                    </a:blip>
+                    <a:stretch>
+                      <a:fillRect/>
+                    </a:stretch>
+                  </pic:blipFill>
+                  <pic:spPr>
+                    <a:xfrm>
+                      <a:off x="0" y="0"/>
+                      <a:ext cx="5731510" cy="824865"/>
+                    </a:xfrm>
+                    <a:prstGeom prst="rect">
+                      <a:avLst/>
+                    </a:prstGeom>
+                  </pic:spPr>
+                </pic:pic>
+              </a:graphicData>
+            </a:graphic>
+          </wp:inline>
+        </w:drawing>
+      </w:r>
+    </w:p>
+    <w:p>
+      <w:pPr>
+        <w:rPr>
+          <w:sz w:val="28"/>
+          <w:szCs w:val="28"/>
+        </w:rPr>
+      </w:pPr>
+    </w:p>
+    <w:p>
+      <w:pPr>
+        <w:rPr>
+          <w:sz w:val="28"/>
+          <w:szCs w:val="28"/>
+        </w:rPr>
+      </w:pPr>
+      <w:r>
+        <w:rPr>
+          <w:noProof/>
+          <w:sz w:val="28"/>
+          <w:szCs w:val="28"/>
+        </w:rPr>
+        <w:drawing>
+          <wp:inline distT="0" distB="0" distL="0" distR="0" wp14:anchorId="75A79317" wp14:editId="22FC35C1">
+            <wp:extent cx="5731510" cy="1757680"/>
+            <wp:effectExtent l="0" t="0" r="2540" b="0"/>
+            <wp:docPr id="482056420" name="Picture 15"/>
+            <wp:cNvGraphicFramePr>
+              <a:graphicFrameLocks xmlns:a="http://schemas.openxmlformats.org/drawingml/2006/main" noChangeAspect="1"/>
+            </wp:cNvGraphicFramePr>
+            <a:graphic xmlns:a="http://schemas.openxmlformats.org/drawingml/2006/main">
+              <a:graphicData uri="http://schemas.openxmlformats.org/drawingml/2006/picture">
+                <pic:pic xmlns:pic="http://schemas.openxmlformats.org/drawingml/2006/picture">
+                  <pic:nvPicPr>
+                    <pic:cNvPr id="482056420" name="Picture 482056420"/>
+                    <pic:cNvPicPr/>
+                  </pic:nvPicPr>
+                  <pic:blipFill>
+                    <a:blip r:embed="rId23" cstate="print">
+                      <a:extLst>
+                        <a:ext uri="{28A0092B-C50C-407E-A947-70E740481C1C}">
+                          <a14:useLocalDpi xmlns:a14="http://schemas.microsoft.com/office/drawing/2010/main" val="0"/>
+                        </a:ext>
+                      </a:extLst>
+                    </a:blip>
+                    <a:stretch>
+                      <a:fillRect/>
+                    </a:stretch>
+                  </pic:blipFill>
+                  <pic:spPr>
+                    <a:xfrm>
+                      <a:off x="0" y="0"/>
+                      <a:ext cx="5731510" cy="1757680"/>
+                    </a:xfrm>
+                    <a:prstGeom prst="rect">
+                      <a:avLst/>
+                    </a:prstGeom>
+                  </pic:spPr>
+                </pic:pic>
+              </a:graphicData>
+            </a:graphic>
+          </wp:inline>
+        </w:drawing>
+      </w:r>
+    </w:p>
+    <w:p>
+      <w:pPr>
+        <w:rPr>
+          <w:sz w:val="28"/>
+          <w:szCs w:val="28"/>
+        </w:rPr>
+      </w:pPr>
+      <w:r>
+        <w:rPr>
+          <w:b/>
+          <w:bCs/>
+          <w:sz w:val="28"/>
+          <w:szCs w:val="28"/>
+        </w:rPr>
+        <w:t>Reason:</w:t>
+      </w:r>
+      <w:r>
+        <w:rPr>
+          <w:sz w:val="28"/>
+          <w:szCs w:val="28"/>
+        </w:rPr>
+        <w:t xml:space="preserve"> Duplicates were happening because one restaurant can have multiple reviews (one-to-many relationship), so the JOIN returned one row for each review.</w:t>
+      </w:r>
+    </w:p>
+    <w:p>
+      <w:pPr>
+        <w:rPr>
+          <w:sz w:val="28"/>
+          <w:szCs w:val="28"/>
+        </w:rPr>
+      </w:pPr>
+    </w:p>
+    <w:p>
+      <w:pPr>
+        <w:rPr>
+          <w:sz w:val="28"/>
+          <w:szCs w:val="28"/>
+        </w:rPr>
+      </w:pPr>
+    </w:p>
+    <w:p>
+      <w:pPr>
+        <w:rPr>
+          <w:sz w:val="28"/>
+          <w:szCs w:val="28"/>
+        </w:rPr>
+      </w:pPr>
+      <w:r>
+        <w:rPr>
+          <w:b/>
+          <w:bCs/>
+          <w:sz w:val="28"/>
+          <w:szCs w:val="28"/>
+        </w:rPr>
+        <w:t>5.</w:t>
+      </w:r>
+      <w:r>
+        <w:rPr>
+          <w:sz w:val="28"/>
+          <w:szCs w:val="28"/>
+        </w:rPr>
+        <w:t>Write two different JOIN queries on a Products and Categories table (like Flipkart) to list all products with their category names, but use different join conditions in each. Briefly explain which join condition is more efficient and why.</w:t>
+      </w:r>
+    </w:p>
+    <w:p>
+      <w:pPr>
+        <w:rPr>
+          <w:sz w:val="28"/>
+          <w:szCs w:val="28"/>
+        </w:rPr>
+      </w:pPr>
+      <w:r>
+        <w:rPr>
+          <w:noProof/>
+          <w:sz w:val="28"/>
+          <w:szCs w:val="28"/>
+        </w:rPr>
+        <w:drawing>
+          <wp:inline distT="0" distB="0" distL="0" distR="0" wp14:anchorId="0E3F1C30" wp14:editId="1467E90E">
+            <wp:extent cx="5731510" cy="693420"/>
+            <wp:effectExtent l="0" t="0" r="2540" b="0"/>
+            <wp:docPr id="1143193656" name="Picture 16"/>
+            <wp:cNvGraphicFramePr>
+              <a:graphicFrameLocks xmlns:a="http://schemas.openxmlformats.org/drawingml/2006/main" noChangeAspect="1"/>
+            </wp:cNvGraphicFramePr>
+            <a:graphic xmlns:a="http://schemas.openxmlformats.org/drawingml/2006/main">
+              <a:graphicData uri="http://schemas.openxmlformats.org/drawingml/2006/picture">
+                <pic:pic xmlns:pic="http://schemas.openxmlformats.org/drawingml/2006/picture">
+                  <pic:nvPicPr>
+                    <pic:cNvPr id="1143193656" name="Picture 1143193656"/>
+                    <pic:cNvPicPr/>
+                  </pic:nvPicPr>
+                  <pic:blipFill>
+                    <a:blip r:embed="rId24" cstate="print">
+                      <a:extLst>
+                        <a:ext uri="{28A0092B-C50C-407E-A947-70E740481C1C}">
+                          <a14:useLocalDpi xmlns:a14="http://schemas.microsoft.com/office/drawing/2010/main" val="0"/>
+                        </a:ext>
+                      </a:extLst>
+                    </a:blip>
+                    <a:stretch>
+                      <a:fillRect/>
+                    </a:stretch>
+                  </pic:blipFill>
+                  <pic:spPr>
+                    <a:xfrm>
+                      <a:off x="0" y="0"/>
+                      <a:ext cx="5731510" cy="693420"/>
+                    </a:xfrm>
+                    <a:prstGeom prst="rect">
+                      <a:avLst/>
+                    </a:prstGeom>
+                  </pic:spPr>
+                </pic:pic>
+              </a:graphicData>
+            </a:graphic>
+          </wp:inline>
+        </w:drawing>
+      </w:r>
+    </w:p>
+    <w:p>
+      <w:pPr>
+        <w:rPr>
+          <w:sz w:val="28"/>
+          <w:szCs w:val="28"/>
+        </w:rPr>
+      </w:pPr>
+      <w:r>
+        <w:rPr>
+          <w:noProof/>
+          <w:sz w:val="28"/>
+          <w:szCs w:val="28"/>
+        </w:rPr>
+        <w:drawing>
+          <wp:inline distT="0" distB="0" distL="0" distR="0" wp14:anchorId="0F275277" wp14:editId="46B477E2">
+            <wp:extent cx="5731510" cy="790575"/>
+            <wp:effectExtent l="0" t="0" r="2540" b="9525"/>
+            <wp:docPr id="749609635" name="Picture 17"/>
+            <wp:cNvGraphicFramePr>
+              <a:graphicFrameLocks xmlns:a="http://schemas.openxmlformats.org/drawingml/2006/main" noChangeAspect="1"/>
+            </wp:cNvGraphicFramePr>
+            <a:graphic xmlns:a="http://schemas.openxmlformats.org/drawingml/2006/main">
+              <a:graphicData uri="http://schemas.openxmlformats.org/drawingml/2006/picture">
+                <pic:pic xmlns:pic="http://schemas.openxmlformats.org/drawingml/2006/picture">
+                  <pic:nvPicPr>
+                    <pic:cNvPr id="749609635" name="Picture 749609635"/>
+                    <pic:cNvPicPr/>
+                  </pic:nvPicPr>
+                  <pic:blipFill>
+                    <a:blip r:embed="rId25" cstate="print">
+                      <a:extLst>
+                        <a:ext uri="{28A0092B-C50C-407E-A947-70E740481C1C}">
+                          <a14:useLocalDpi xmlns:a14="http://schemas.microsoft.com/office/drawing/2010/main" val="0"/>
+                        </a:ext>
+                      </a:extLst>
+                    </a:blip>
+                    <a:stretch>
+                      <a:fillRect/>
+                    </a:stretch>
+                  </pic:blipFill>
+                  <pic:spPr>
+                    <a:xfrm>
+                      <a:off x="0" y="0"/>
+                      <a:ext cx="5731510" cy="790575"/>
+                    </a:xfrm>
+                    <a:prstGeom prst="rect">
+                      <a:avLst/>
+                    </a:prstGeom>
+                  </pic:spPr>
+                </pic:pic>
+              </a:graphicData>
+            </a:graphic>
+          </wp:inline>
+        </w:drawing>
+      </w:r>
+    </w:p>
+    <w:p>
+      <w:pPr>
+        <w:rPr>
+          <w:sz w:val="28"/>
+          <w:szCs w:val="28"/>
+        </w:rPr>
+      </w:pPr>
+    </w:p>
+    <w:p>
+      <w:pPr>
+        <w:rPr>
+          <w:sz w:val="28"/>
+          <w:szCs w:val="28"/>
+        </w:rPr>
+      </w:pPr>
+      <w:r>
+        <w:rPr>
+          <w:noProof/>
+          <w:sz w:val="28"/>
+          <w:szCs w:val="28"/>
+        </w:rPr>
+        <w:drawing>
+          <wp:inline distT="0" distB="0" distL="0" distR="0" wp14:anchorId="43E8C5DC" wp14:editId="4AC01A0E">
+            <wp:extent cx="5731510" cy="690880"/>
+            <wp:effectExtent l="0" t="0" r="2540" b="0"/>
+            <wp:docPr id="1605472459" name="Picture 18"/>
+            <wp:cNvGraphicFramePr>
+              <a:graphicFrameLocks xmlns:a="http://schemas.openxmlformats.org/drawingml/2006/main" noChangeAspect="1"/>
+            </wp:cNvGraphicFramePr>
+            <a:graphic xmlns:a="http://schemas.openxmlformats.org/drawingml/2006/main">
+              <a:graphicData uri="http://schemas.openxmlformats.org/drawingml/2006/picture">
+                <pic:pic xmlns:pic="http://schemas.openxmlformats.org/drawingml/2006/picture">
+                  <pic:nvPicPr>
+                    <pic:cNvPr id="1605472459" name="Picture 1605472459"/>
+                    <pic:cNvPicPr/>
+                  </pic:nvPicPr>
+                  <pic:blipFill>
+                    <a:blip r:embed="rId26" cstate="print">
+                      <a:extLst>
+                        <a:ext uri="{28A0092B-C50C-407E-A947-70E740481C1C}">
+                          <a14:useLocalDpi xmlns:a14="http://schemas.microsoft.com/office/drawing/2010/main" val="0"/>
+                        </a:ext>
+                      </a:extLst>
+                    </a:blip>
+                    <a:stretch>
+                      <a:fillRect/>
+                    </a:stretch>
+                  </pic:blipFill>
+                  <pic:spPr>
+                    <a:xfrm>
+                      <a:off x="0" y="0"/>
+                      <a:ext cx="5731510" cy="690880"/>
+                    </a:xfrm>
+                    <a:prstGeom prst="rect">
+                      <a:avLst/>
+                    </a:prstGeom>
+                  </pic:spPr>
+                </pic:pic>
+              </a:graphicData>
+            </a:graphic>
+          </wp:inline>
+        </w:drawing>
+      </w:r>
+    </w:p>
+    <w:p>
+      <w:pPr>
+        <w:rPr>
+          <w:sz w:val="28"/>
+          <w:szCs w:val="28"/>
+        </w:rPr>
+      </w:pPr>
+      <w:r>
+        <w:rPr>
+          <w:noProof/>
+          <w:sz w:val="28"/>
+          <w:szCs w:val="28"/>
+        </w:rPr>
+        <w:drawing>
+          <wp:inline distT="0" distB="0" distL="0" distR="0" wp14:anchorId="64443E6B" wp14:editId="63A1A191">
+            <wp:extent cx="5731510" cy="796290"/>
+            <wp:effectExtent l="0" t="0" r="2540" b="3810"/>
+            <wp:docPr id="1251879167" name="Picture 19"/>
+            <wp:cNvGraphicFramePr>
+              <a:graphicFrameLocks xmlns:a="http://schemas.openxmlformats.org/drawingml/2006/main" noChangeAspect="1"/>
+            </wp:cNvGraphicFramePr>
+            <a:graphic xmlns:a="http://schemas.openxmlformats.org/drawingml/2006/main">
+              <a:graphicData uri="http://schemas.openxmlformats.org/drawingml/2006/picture">
+                <pic:pic xmlns:pic="http://schemas.openxmlformats.org/drawingml/2006/picture">
+                  <pic:nvPicPr>
+                    <pic:cNvPr id="1251879167" name="Picture 1251879167"/>
+                    <pic:cNvPicPr/>
+                  </pic:nvPicPr>
+                  <pic:blipFill>
+                    <a:blip r:embed="rId27" cstate="print">
+                      <a:extLst>
+                        <a:ext uri="{28A0092B-C50C-407E-A947-70E740481C1C}">
+                          <a14:useLocalDpi xmlns:a14="http://schemas.microsoft.com/office/drawing/2010/main" val="0"/>
+                        </a:ext>
+                      </a:extLst>
+                    </a:blip>
+                    <a:stretch>
+                      <a:fillRect/>
+                    </a:stretch>
+                  </pic:blipFill>
+                  <pic:spPr>
+                    <a:xfrm>
+                      <a:off x="0" y="0"/>
+                      <a:ext cx="5731510" cy="796290"/>
+                    </a:xfrm>
+                    <a:prstGeom prst="rect">
+                      <a:avLst/>
+                    </a:prstGeom>
+                  </pic:spPr>
+                </pic:pic>
+              </a:graphicData>
+            </a:graphic>
+          </wp:inline>
+        </w:drawing>
+      </w:r>
+    </w:p>
+    <w:p>
+      <w:pPr>
+        <w:rPr>
+          <w:sz w:val="28"/>
+          <w:szCs w:val="28"/>
+        </w:rPr>
+      </w:pPr>
+    </w:p>
+    <w:p>
+      <w:pPr>
+        <w:rPr>
+          <w:sz w:val="28"/>
+          <w:szCs w:val="28"/>
+        </w:rPr>
+      </w:pPr>
+      <w:r>
+        <w:rPr>
+          <w:noProof/>
+          <w:sz w:val="28"/>
+          <w:szCs w:val="28"/>
+        </w:rPr>
+        <w:drawing>
+          <wp:inline distT="0" distB="0" distL="0" distR="0" wp14:anchorId="42797D11" wp14:editId="60D1972E">
+            <wp:extent cx="5731510" cy="1976120"/>
+            <wp:effectExtent l="0" t="0" r="2540" b="5080"/>
+            <wp:docPr id="564795537" name="Picture 20"/>
+            <wp:cNvGraphicFramePr>
+              <a:graphicFrameLocks xmlns:a="http://schemas.openxmlformats.org/drawingml/2006/main" noChangeAspect="1"/>
+            </wp:cNvGraphicFramePr>
+            <a:graphic xmlns:a="http://schemas.openxmlformats.org/drawingml/2006/main">
+              <a:graphicData uri="http://schemas.openxmlformats.org/drawingml/2006/picture">
+                <pic:pic xmlns:pic="http://schemas.openxmlformats.org/drawingml/2006/picture">
+                  <pic:nvPicPr>
+                    <pic:cNvPr id="564795537" name="Picture 564795537"/>
+                    <pic:cNvPicPr/>
+                  </pic:nvPicPr>
+                  <pic:blipFill>
+                    <a:blip r:embed="rId28" cstate="print">
+                      <a:extLst>
+                        <a:ext uri="{28A0092B-C50C-407E-A947-70E740481C1C}">
+                          <a14:useLocalDpi xmlns:a14="http://schemas.microsoft.com/office/drawing/2010/main" val="0"/>
+                        </a:ext>
+                      </a:extLst>
+                    </a:blip>
+                    <a:stretch>
+                      <a:fillRect/>
+                    </a:stretch>
+                  </pic:blipFill>
+                  <pic:spPr>
+                    <a:xfrm>
+                      <a:off x="0" y="0"/>
+                      <a:ext cx="5731510" cy="1976120"/>
+                    </a:xfrm>
+                    <a:prstGeom prst="rect">
+                      <a:avLst/>
+                    </a:prstGeom>
+                  </pic:spPr>
+                </pic:pic>
+              </a:graphicData>
+            </a:graphic>
+          </wp:inline>
+        </w:drawing>
+      </w:r>
+    </w:p>
+    <w:p>
+      <w:pPr>
+        <w:rPr>
+          <w:sz w:val="28"/>
+          <w:szCs w:val="28"/>
+        </w:rPr>
+      </w:pPr>
+      <w:r>
+        <w:rPr>
+          <w:noProof/>
+          <w:sz w:val="28"/>
+          <w:szCs w:val="28"/>
+        </w:rPr>
+        <w:lastRenderedPageBreak/>
+        <w:drawing>
+          <wp:inline distT="0" distB="0" distL="0" distR="0" wp14:anchorId="1263C1F8" wp14:editId="669798E6">
+            <wp:extent cx="5731510" cy="2005965"/>
+            <wp:effectExtent l="0" t="0" r="2540" b="0"/>
+            <wp:docPr id="2089524488" name="Picture 21"/>
+            <wp:cNvGraphicFramePr>
+              <a:graphicFrameLocks xmlns:a="http://schemas.openxmlformats.org/drawingml/2006/main" noChangeAspect="1"/>
+            </wp:cNvGraphicFramePr>
+            <a:graphic xmlns:a="http://schemas.openxmlformats.org/drawingml/2006/main">
+              <a:graphicData uri="http://schemas.openxmlformats.org/drawingml/2006/picture">
+                <pic:pic xmlns:pic="http://schemas.openxmlformats.org/drawingml/2006/picture">
+                  <pic:nvPicPr>
+                    <pic:cNvPr id="2089524488" name="Picture 2089524488"/>
+                    <pic:cNvPicPr/>
+                  </pic:nvPicPr>
+                  <pic:blipFill>
+                    <a:blip r:embed="rId29" cstate="print">
+                      <a:extLst>
+                        <a:ext uri="{28A0092B-C50C-407E-A947-70E740481C1C}">
+                          <a14:useLocalDpi xmlns:a14="http://schemas.microsoft.com/office/drawing/2010/main" val="0"/>
+                        </a:ext>
+                      </a:extLst>
+                    </a:blip>
+                    <a:stretch>
+                      <a:fillRect/>
+                    </a:stretch>
+                  </pic:blipFill>
+                  <pic:spPr>
+                    <a:xfrm>
+                      <a:off x="0" y="0"/>
+                      <a:ext cx="5731510" cy="2005965"/>
+                    </a:xfrm>
+                    <a:prstGeom prst="rect">
+                      <a:avLst/>
+                    </a:prstGeom>
+                  </pic:spPr>
+                </pic:pic>
+              </a:graphicData>
+            </a:graphic>
+          </wp:inline>
+        </w:drawing>
+      </w:r>
+    </w:p>
+    <w:p>
+      <w:pPr>
+        <w:rPr>
+          <w:sz w:val="28"/>
+          <w:szCs w:val="28"/>
+        </w:rPr>
+      </w:pPr>
+    </w:p>
+    <w:p>
+      <w:pPr>
+        <w:rPr>
+          <w:sz w:val="28"/>
+          <w:szCs w:val="28"/>
+        </w:rPr>
+      </w:pPr>
+      <w:r>
+        <w:rPr>
+          <w:b/>
+          <w:bCs/>
+          <w:sz w:val="28"/>
+          <w:szCs w:val="28"/>
+        </w:rPr>
+        <w:t>More efficient:</w:t>
+      </w:r>
+      <w:r>
+        <w:rPr>
+          <w:sz w:val="28"/>
+          <w:szCs w:val="28"/>
+        </w:rPr>
+        <w:t xml:space="preserve"> </w:t>
+      </w:r>
+      <w:r>
+        <w:rPr>
+          <w:b/>
+          <w:bCs/>
+          <w:sz w:val="28"/>
+          <w:szCs w:val="28"/>
+        </w:rPr>
+        <w:t>Query 1 (INNER JOIN)</w:t>
+      </w:r>
+      <w:r>
+        <w:rPr>
+          <w:sz w:val="28"/>
+          <w:szCs w:val="28"/>
+        </w:rPr>
+        <w:t xml:space="preserve"> is more efficient because it uses the modern ANSI JOIN syntax, which is clearer, easier to maintain, and allows the database optimizer to process joins more effectively.</w:t>
+      </w:r>
+    </w:p>
+    <w:p>
+      <w:pPr>
+        <w:rPr>
+          <w:sz w:val="28"/>
+          <w:szCs w:val="28"/>
+        </w:rPr>
+      </w:pPr>
+    </w:p>
+    <w:p>
+      <w:pPr>
+        <w:rPr>
+          <w:sz w:val="28"/>
+          <w:szCs w:val="28"/>
+        </w:rPr>
+      </w:pPr>
+    </w:p>
+    <w:p>
+      <w:pPr>
+        <w:rPr>
+          <w:sz w:val="28"/>
+          <w:szCs w:val="28"/>
+        </w:rPr>
+      </w:pPr>
+    </w:p>
+    <w:p>
+      <w:pPr>
+        <w:rPr>
+          <w:sz w:val="28"/>
+          <w:szCs w:val="28"/>
+        </w:rPr>
+      </w:pPr>
+    </w:p>
+    <w:p>
+      <w:pPr>
+        <w:rPr>
+          <w:sz w:val="28"/>
+          <w:szCs w:val="28"/>
+        </w:rPr>
+      </w:pPr>
+    </w:p>
+    <w:p>
+      <w:pPr>
+        <w:rPr>
+          <w:sz w:val="28"/>
+          <w:szCs w:val="28"/>
+        </w:rPr>
+      </w:pPr>
+    </w:p>
+    <w:p>
+      <w:pPr>
+        <w:rPr>
+          <w:sz w:val="28"/>
+          <w:szCs w:val="28"/>
+        </w:rPr>
+      </w:pPr>
+    </w:p>
+    <w:p>
+      <w:pPr>
+        <w:rPr>
+          <w:sz w:val="28"/>
+          <w:szCs w:val="28"/>
+        </w:rPr>
+      </w:pPr>
+    </w:p>
+    <w:p>
+      <w:pPr>
+        <w:rPr>
+          <w:sz w:val="28"/>
+          <w:szCs w:val="28"/>
+        </w:rPr>
+      </w:pPr>
+    </w:p>
+    <w:p>
+      <w:pPr>
+        <w:rPr>
+          <w:sz w:val="28"/>
+          <w:szCs w:val="28"/>
+        </w:rPr>
+      </w:pPr>
+    </w:p>
+    <w:p>
+      <w:pPr>
+        <w:rPr>
+          <w:sz w:val="28"/>
+          <w:szCs w:val="28"/>
+        </w:rPr>
+      </w:pPr>
     </w:p>
     <w:p>
       <w:pPr>

--- a/Session10_assignment.docx
+++ b/Session10_assignment.docx
@@ -21,7 +21,27 @@
           <w:szCs w:val="28"/>
           <w:lang w:val="en-US"/>
         </w:rPr>
-        <w:t>Session1 assignment</w:t>
+        <w:t>Session1</w:t>
+      </w:r>
+      <w:r>
+        <w:rPr>
+          <w:b/>
+          <w:bCs/>
+          <w:sz w:val="28"/>
+          <w:szCs w:val="28"/>
+          <w:lang w:val="en-US"/>
+        </w:rPr>
+        <w:t>0</w:t>
+      </w:r>
+      <w:r>
+        <w:rPr>
+          <w:b/>
+          <w:bCs/>
+          <w:sz w:val="28"/>
+          <w:szCs w:val="28"/>
+          <w:lang w:val="en-US"/>
+        </w:rPr>
+        <w:t xml:space="preserve"> assignment</w:t>
       </w:r>
     </w:p>
     <w:p>
